--- a/Final/碩士總結/(5 必備) 學位考試成績資料表.docx
+++ b/Final/碩士總結/(5 必備) 學位考試成績資料表.docx
@@ -163,6 +163,8 @@
                 <w:color w:val="000000" w:themeColor="text1"/>
               </w:rPr>
             </w:pPr>
+            <w:bookmarkStart w:id="0" w:name="_GoBack"/>
+            <w:bookmarkEnd w:id="0"/>
             <w:r>
               <w:rPr>
                 <w:rFonts w:ascii="微軟正黑體" w:eastAsia="微軟正黑體" w:hAnsi="微軟正黑體" w:hint="eastAsia"/>
@@ -587,7 +589,7 @@
                 <w:color w:val="000000" w:themeColor="text1"/>
               </w:rPr>
             </w:pPr>
-            <w:bookmarkStart w:id="0" w:name="_Hlk231569117"/>
+            <w:bookmarkStart w:id="1" w:name="_Hlk231569117"/>
             <w:r>
               <w:rPr>
                 <w:rFonts w:ascii="微軟正黑體" w:eastAsia="微軟正黑體" w:hAnsi="微軟正黑體"/>
@@ -621,7 +623,7 @@
                 <w:sz w:val="28"/>
                 <w:szCs w:val="28"/>
               </w:rPr>
-              <w:t>激子躍遷</w:t>
+              <w:t>激子躍</w:t>
             </w:r>
             <w:proofErr w:type="gramEnd"/>
             <w:r>
@@ -630,7 +632,7 @@
                 <w:sz w:val="28"/>
                 <w:szCs w:val="28"/>
               </w:rPr>
-              <w:t>理論</w:t>
+              <w:t>遷理論</w:t>
             </w:r>
             <w:r>
               <w:rPr>
@@ -648,7 +650,7 @@
               </w:rPr>
               <w:t>究</w:t>
             </w:r>
-            <w:bookmarkEnd w:id="0"/>
+            <w:bookmarkEnd w:id="1"/>
           </w:p>
         </w:tc>
       </w:tr>
@@ -710,7 +712,7 @@
                 <w:color w:val="000000" w:themeColor="text1"/>
               </w:rPr>
             </w:pPr>
-            <w:bookmarkStart w:id="1" w:name="_Hlk231569129"/>
+            <w:bookmarkStart w:id="2" w:name="_Hlk231569129"/>
             <w:r>
               <w:rPr>
                 <w:rFonts w:eastAsia="微軟正黑體"/>
@@ -719,7 +721,7 @@
               </w:rPr>
               <w:t>Theoretical studies of excitonic transitions in two dimensional materials under photoexcitation of scalar and vector vortex beams</w:t>
             </w:r>
-            <w:bookmarkEnd w:id="1"/>
+            <w:bookmarkEnd w:id="2"/>
             <w:r>
               <w:rPr>
                 <w:rFonts w:eastAsia="微軟正黑體"/>
@@ -1382,7 +1384,7 @@
                 <w:rFonts w:ascii="微軟正黑體" w:eastAsia="微軟正黑體" w:hAnsi="微軟正黑體" w:hint="eastAsia"/>
                 <w:color w:val="000000" w:themeColor="text1"/>
               </w:rPr>
-              <w:t>郭恩瑞 教授</w:t>
+              <w:t>陸亭樺 教授</w:t>
             </w:r>
           </w:p>
         </w:tc>
@@ -1448,7 +1450,7 @@
                 <w:rFonts w:ascii="微軟正黑體" w:eastAsia="微軟正黑體" w:hAnsi="微軟正黑體" w:hint="eastAsia"/>
                 <w:color w:val="000000" w:themeColor="text1"/>
               </w:rPr>
-              <w:t>陸亭樺 教授</w:t>
+              <w:t>藍彥文 教授</w:t>
             </w:r>
           </w:p>
         </w:tc>
@@ -1514,7 +1516,21 @@
                 <w:rFonts w:ascii="微軟正黑體" w:eastAsia="微軟正黑體" w:hAnsi="微軟正黑體" w:hint="eastAsia"/>
                 <w:color w:val="000000" w:themeColor="text1"/>
               </w:rPr>
-              <w:t>藍彥文 教授</w:t>
+              <w:t xml:space="preserve">郭恩瑞 </w:t>
+            </w:r>
+            <w:r>
+              <w:rPr>
+                <w:rFonts w:ascii="微軟正黑體" w:eastAsia="微軟正黑體" w:hAnsi="微軟正黑體" w:hint="eastAsia"/>
+                <w:color w:val="000000" w:themeColor="text1"/>
+              </w:rPr>
+              <w:t>助理</w:t>
+            </w:r>
+            <w:r>
+              <w:rPr>
+                <w:rFonts w:ascii="微軟正黑體" w:eastAsia="微軟正黑體" w:hAnsi="微軟正黑體" w:hint="eastAsia"/>
+                <w:color w:val="000000" w:themeColor="text1"/>
+              </w:rPr>
+              <w:t>教授</w:t>
             </w:r>
           </w:p>
         </w:tc>
@@ -1554,8 +1570,6 @@
             </w:pPr>
           </w:p>
         </w:tc>
-        <w:bookmarkStart w:id="2" w:name="_GoBack"/>
-        <w:bookmarkEnd w:id="2"/>
       </w:tr>
     </w:tbl>
     <w:p>
@@ -10914,7 +10928,7 @@
 </file>
 
 <file path=customXml/itemProps1.xml><?xml version="1.0" encoding="utf-8"?>
-<ds:datastoreItem xmlns:ds="http://schemas.openxmlformats.org/officeDocument/2006/customXml" ds:itemID="{CD506341-CA8A-47B3-BD1E-548951BFAE46}">
+<ds:datastoreItem xmlns:ds="http://schemas.openxmlformats.org/officeDocument/2006/customXml" ds:itemID="{A0DB5C74-C7C8-431E-9559-282752C4144F}">
   <ds:schemaRefs>
     <ds:schemaRef ds:uri="http://schemas.openxmlformats.org/officeDocument/2006/bibliography"/>
   </ds:schemaRefs>
